--- a/7_summary/output/summary_statistics.docx
+++ b/7_summary/output/summary_statistics.docx
@@ -491,79 +491,79 @@
                 <w:rFonts w:ascii="Calibri" w:hAnsi="Calibri"/>
                 <w:sz w:val="20"/>
               </w:rPr>
-              <w:t xml:space="default">$98,048</w:t>
-            </w:r>
-          </w:p>
-        </w:tc>
-        <w:tc>
-          <w:tcPr>
-            <w:tcBorders>
-              <w:top w:val="single" w:space="0" w:color="D3D3D3"/>
-              <w:bottom w:val="single" w:space="0" w:color="D3D3D3"/>
-              <w:start w:val="single" w:space="0" w:color="D3D3D3"/>
-              <w:end w:val="single" w:space="0" w:color="D3D3D3"/>
-            </w:tcBorders>
-          </w:tcPr>
-          <w:p>
-            <w:pPr>
-              <w:spacing w:before="0" w:after="60"/>
-              <w:keepNext/>
-              <w:jc w:val="end"/>
-            </w:pPr>
-            <w:r>
-              <w:rPr>
-                <w:rFonts w:ascii="Calibri" w:hAnsi="Calibri"/>
-                <w:sz w:val="20"/>
-              </w:rPr>
-              <w:t xml:space="default">$175,948</w:t>
-            </w:r>
-          </w:p>
-        </w:tc>
-        <w:tc>
-          <w:tcPr>
-            <w:tcBorders>
-              <w:top w:val="single" w:space="0" w:color="D3D3D3"/>
-              <w:bottom w:val="single" w:space="0" w:color="D3D3D3"/>
-              <w:start w:val="single" w:space="0" w:color="D3D3D3"/>
-              <w:end w:val="single" w:space="0" w:color="D3D3D3"/>
-            </w:tcBorders>
-          </w:tcPr>
-          <w:p>
-            <w:pPr>
-              <w:spacing w:before="0" w:after="60"/>
-              <w:keepNext/>
-              <w:jc w:val="end"/>
-            </w:pPr>
-            <w:r>
-              <w:rPr>
-                <w:rFonts w:ascii="Calibri" w:hAnsi="Calibri"/>
-                <w:sz w:val="20"/>
-              </w:rPr>
-              <w:t xml:space="default">$81,077</w:t>
-            </w:r>
-          </w:p>
-        </w:tc>
-        <w:tc>
-          <w:tcPr>
-            <w:tcBorders>
-              <w:top w:val="single" w:space="0" w:color="D3D3D3"/>
-              <w:bottom w:val="single" w:space="0" w:color="D3D3D3"/>
-              <w:start w:val="single" w:space="0" w:color="D3D3D3"/>
-              <w:end w:val="single" w:space="0" w:color="D3D3D3"/>
-            </w:tcBorders>
-          </w:tcPr>
-          <w:p>
-            <w:pPr>
-              <w:spacing w:before="0" w:after="60"/>
-              <w:keepNext/>
-              <w:jc w:val="end"/>
-            </w:pPr>
-            <w:r>
-              <w:rPr>
-                <w:rFonts w:ascii="Calibri" w:hAnsi="Calibri"/>
-                <w:sz w:val="20"/>
-              </w:rPr>
-              <w:t xml:space="default">$145,014</w:t>
+              <w:t xml:space="default">$98,009</w:t>
+            </w:r>
+          </w:p>
+        </w:tc>
+        <w:tc>
+          <w:tcPr>
+            <w:tcBorders>
+              <w:top w:val="single" w:space="0" w:color="D3D3D3"/>
+              <w:bottom w:val="single" w:space="0" w:color="D3D3D3"/>
+              <w:start w:val="single" w:space="0" w:color="D3D3D3"/>
+              <w:end w:val="single" w:space="0" w:color="D3D3D3"/>
+            </w:tcBorders>
+          </w:tcPr>
+          <w:p>
+            <w:pPr>
+              <w:spacing w:before="0" w:after="60"/>
+              <w:keepNext/>
+              <w:jc w:val="end"/>
+            </w:pPr>
+            <w:r>
+              <w:rPr>
+                <w:rFonts w:ascii="Calibri" w:hAnsi="Calibri"/>
+                <w:sz w:val="20"/>
+              </w:rPr>
+              <w:t xml:space="default">$176,023</w:t>
+            </w:r>
+          </w:p>
+        </w:tc>
+        <w:tc>
+          <w:tcPr>
+            <w:tcBorders>
+              <w:top w:val="single" w:space="0" w:color="D3D3D3"/>
+              <w:bottom w:val="single" w:space="0" w:color="D3D3D3"/>
+              <w:start w:val="single" w:space="0" w:color="D3D3D3"/>
+              <w:end w:val="single" w:space="0" w:color="D3D3D3"/>
+            </w:tcBorders>
+          </w:tcPr>
+          <w:p>
+            <w:pPr>
+              <w:spacing w:before="0" w:after="60"/>
+              <w:keepNext/>
+              <w:jc w:val="end"/>
+            </w:pPr>
+            <w:r>
+              <w:rPr>
+                <w:rFonts w:ascii="Calibri" w:hAnsi="Calibri"/>
+                <w:sz w:val="20"/>
+              </w:rPr>
+              <w:t xml:space="default">$81,038</w:t>
+            </w:r>
+          </w:p>
+        </w:tc>
+        <w:tc>
+          <w:tcPr>
+            <w:tcBorders>
+              <w:top w:val="single" w:space="0" w:color="D3D3D3"/>
+              <w:bottom w:val="single" w:space="0" w:color="D3D3D3"/>
+              <w:start w:val="single" w:space="0" w:color="D3D3D3"/>
+              <w:end w:val="single" w:space="0" w:color="D3D3D3"/>
+            </w:tcBorders>
+          </w:tcPr>
+          <w:p>
+            <w:pPr>
+              <w:spacing w:before="0" w:after="60"/>
+              <w:keepNext/>
+              <w:jc w:val="end"/>
+            </w:pPr>
+            <w:r>
+              <w:rPr>
+                <w:rFonts w:ascii="Calibri" w:hAnsi="Calibri"/>
+                <w:sz w:val="20"/>
+              </w:rPr>
+              <w:t xml:space="default">$145,144</w:t>
             </w:r>
           </w:p>
         </w:tc>
@@ -760,127 +760,127 @@
                 <w:rFonts w:ascii="Calibri" w:hAnsi="Calibri"/>
                 <w:sz w:val="20"/>
               </w:rPr>
-              <w:t xml:space="default">$93,340</w:t>
-            </w:r>
-          </w:p>
-        </w:tc>
-        <w:tc>
-          <w:tcPr>
-            <w:tcBorders>
-              <w:top w:val="single" w:space="0" w:color="D3D3D3"/>
-              <w:bottom w:val="single" w:space="0" w:color="D3D3D3"/>
-              <w:start w:val="single" w:space="0" w:color="D3D3D3"/>
-              <w:end w:val="single" w:space="0" w:color="D3D3D3"/>
-            </w:tcBorders>
-          </w:tcPr>
-          <w:p>
-            <w:pPr>
-              <w:spacing w:before="0" w:after="60"/>
-              <w:keepNext/>
-              <w:jc w:val="end"/>
-            </w:pPr>
-            <w:r>
-              <w:rPr>
-                <w:rFonts w:ascii="Calibri" w:hAnsi="Calibri"/>
-                <w:sz w:val="20"/>
-              </w:rPr>
-              <w:t xml:space="default">$124,820</w:t>
-            </w:r>
-          </w:p>
-        </w:tc>
-        <w:tc>
-          <w:tcPr>
-            <w:tcBorders>
-              <w:top w:val="single" w:space="0" w:color="D3D3D3"/>
-              <w:bottom w:val="single" w:space="0" w:color="D3D3D3"/>
-              <w:start w:val="single" w:space="0" w:color="D3D3D3"/>
-              <w:end w:val="single" w:space="0" w:color="D3D3D3"/>
-            </w:tcBorders>
-          </w:tcPr>
-          <w:p>
-            <w:pPr>
-              <w:spacing w:before="0" w:after="60"/>
-              <w:keepNext/>
-              <w:jc w:val="end"/>
-            </w:pPr>
-            <w:r>
-              <w:rPr>
-                <w:rFonts w:ascii="Calibri" w:hAnsi="Calibri"/>
-                <w:sz w:val="20"/>
-              </w:rPr>
-              <w:t xml:space="default">$71,385</w:t>
-            </w:r>
-          </w:p>
-        </w:tc>
-        <w:tc>
-          <w:tcPr>
-            <w:tcBorders>
-              <w:top w:val="single" w:space="0" w:color="D3D3D3"/>
-              <w:bottom w:val="single" w:space="0" w:color="D3D3D3"/>
-              <w:start w:val="single" w:space="0" w:color="D3D3D3"/>
-              <w:end w:val="single" w:space="0" w:color="D3D3D3"/>
-            </w:tcBorders>
-          </w:tcPr>
-          <w:p>
-            <w:pPr>
-              <w:spacing w:before="0" w:after="60"/>
-              <w:keepNext/>
-              <w:jc w:val="end"/>
-            </w:pPr>
-            <w:r>
-              <w:rPr>
-                <w:rFonts w:ascii="Calibri" w:hAnsi="Calibri"/>
-                <w:sz w:val="20"/>
-              </w:rPr>
-              <w:t xml:space="default">$103,783</w:t>
-            </w:r>
-          </w:p>
-        </w:tc>
-        <w:tc>
-          <w:tcPr>
-            <w:tcBorders>
-              <w:top w:val="single" w:space="0" w:color="D3D3D3"/>
-              <w:bottom w:val="single" w:space="0" w:color="D3D3D3"/>
-              <w:start w:val="single" w:space="0" w:color="D3D3D3"/>
-              <w:end w:val="single" w:space="0" w:color="D3D3D3"/>
-            </w:tcBorders>
-          </w:tcPr>
-          <w:p>
-            <w:pPr>
-              <w:spacing w:before="0" w:after="60"/>
-              <w:keepNext/>
-              <w:jc w:val="end"/>
-            </w:pPr>
-            <w:r>
-              <w:rPr>
-                <w:rFonts w:ascii="Calibri" w:hAnsi="Calibri"/>
-                <w:sz w:val="20"/>
-              </w:rPr>
-              <w:t xml:space="default">$55,446</w:t>
-            </w:r>
-          </w:p>
-        </w:tc>
-        <w:tc>
-          <w:tcPr>
-            <w:tcBorders>
-              <w:top w:val="single" w:space="0" w:color="D3D3D3"/>
-              <w:bottom w:val="single" w:space="0" w:color="D3D3D3"/>
-              <w:start w:val="single" w:space="0" w:color="D3D3D3"/>
-              <w:end w:val="single" w:space="0" w:color="D3D3D3"/>
-            </w:tcBorders>
-          </w:tcPr>
-          <w:p>
-            <w:pPr>
-              <w:spacing w:before="0" w:after="60"/>
-              <w:keepNext/>
-              <w:jc w:val="end"/>
-            </w:pPr>
-            <w:r>
-              <w:rPr>
-                <w:rFonts w:ascii="Calibri" w:hAnsi="Calibri"/>
-                <w:sz w:val="20"/>
-              </w:rPr>
-              <w:t xml:space="default">$39,411</w:t>
+              <w:t xml:space="default">$373,351</w:t>
+            </w:r>
+          </w:p>
+        </w:tc>
+        <w:tc>
+          <w:tcPr>
+            <w:tcBorders>
+              <w:top w:val="single" w:space="0" w:color="D3D3D3"/>
+              <w:bottom w:val="single" w:space="0" w:color="D3D3D3"/>
+              <w:start w:val="single" w:space="0" w:color="D3D3D3"/>
+              <w:end w:val="single" w:space="0" w:color="D3D3D3"/>
+            </w:tcBorders>
+          </w:tcPr>
+          <w:p>
+            <w:pPr>
+              <w:spacing w:before="0" w:after="60"/>
+              <w:keepNext/>
+              <w:jc w:val="end"/>
+            </w:pPr>
+            <w:r>
+              <w:rPr>
+                <w:rFonts w:ascii="Calibri" w:hAnsi="Calibri"/>
+                <w:sz w:val="20"/>
+              </w:rPr>
+              <w:t xml:space="default">$598,199</w:t>
+            </w:r>
+          </w:p>
+        </w:tc>
+        <w:tc>
+          <w:tcPr>
+            <w:tcBorders>
+              <w:top w:val="single" w:space="0" w:color="D3D3D3"/>
+              <w:bottom w:val="single" w:space="0" w:color="D3D3D3"/>
+              <w:start w:val="single" w:space="0" w:color="D3D3D3"/>
+              <w:end w:val="single" w:space="0" w:color="D3D3D3"/>
+            </w:tcBorders>
+          </w:tcPr>
+          <w:p>
+            <w:pPr>
+              <w:spacing w:before="0" w:after="60"/>
+              <w:keepNext/>
+              <w:jc w:val="end"/>
+            </w:pPr>
+            <w:r>
+              <w:rPr>
+                <w:rFonts w:ascii="Calibri" w:hAnsi="Calibri"/>
+                <w:sz w:val="20"/>
+              </w:rPr>
+              <w:t xml:space="default">$302,065</w:t>
+            </w:r>
+          </w:p>
+        </w:tc>
+        <w:tc>
+          <w:tcPr>
+            <w:tcBorders>
+              <w:top w:val="single" w:space="0" w:color="D3D3D3"/>
+              <w:bottom w:val="single" w:space="0" w:color="D3D3D3"/>
+              <w:start w:val="single" w:space="0" w:color="D3D3D3"/>
+              <w:end w:val="single" w:space="0" w:color="D3D3D3"/>
+            </w:tcBorders>
+          </w:tcPr>
+          <w:p>
+            <w:pPr>
+              <w:spacing w:before="0" w:after="60"/>
+              <w:keepNext/>
+              <w:jc w:val="end"/>
+            </w:pPr>
+            <w:r>
+              <w:rPr>
+                <w:rFonts w:ascii="Calibri" w:hAnsi="Calibri"/>
+                <w:sz w:val="20"/>
+              </w:rPr>
+              <w:t xml:space="default">$517,994</w:t>
+            </w:r>
+          </w:p>
+        </w:tc>
+        <w:tc>
+          <w:tcPr>
+            <w:tcBorders>
+              <w:top w:val="single" w:space="0" w:color="D3D3D3"/>
+              <w:bottom w:val="single" w:space="0" w:color="D3D3D3"/>
+              <w:start w:val="single" w:space="0" w:color="D3D3D3"/>
+              <w:end w:val="single" w:space="0" w:color="D3D3D3"/>
+            </w:tcBorders>
+          </w:tcPr>
+          <w:p>
+            <w:pPr>
+              <w:spacing w:before="0" w:after="60"/>
+              <w:keepNext/>
+              <w:jc w:val="end"/>
+            </w:pPr>
+            <w:r>
+              <w:rPr>
+                <w:rFonts w:ascii="Calibri" w:hAnsi="Calibri"/>
+                <w:sz w:val="20"/>
+              </w:rPr>
+              <w:t xml:space="default">$169,716</w:t>
+            </w:r>
+          </w:p>
+        </w:tc>
+        <w:tc>
+          <w:tcPr>
+            <w:tcBorders>
+              <w:top w:val="single" w:space="0" w:color="D3D3D3"/>
+              <w:bottom w:val="single" w:space="0" w:color="D3D3D3"/>
+              <w:start w:val="single" w:space="0" w:color="D3D3D3"/>
+              <w:end w:val="single" w:space="0" w:color="D3D3D3"/>
+            </w:tcBorders>
+          </w:tcPr>
+          <w:p>
+            <w:pPr>
+              <w:spacing w:before="0" w:after="60"/>
+              <w:keepNext/>
+              <w:jc w:val="end"/>
+            </w:pPr>
+            <w:r>
+              <w:rPr>
+                <w:rFonts w:ascii="Calibri" w:hAnsi="Calibri"/>
+                <w:sz w:val="20"/>
+              </w:rPr>
+              <w:t xml:space="default">$123,219</w:t>
             </w:r>
           </w:p>
         </w:tc>
@@ -1061,79 +1061,79 @@
                 <w:rFonts w:ascii="Calibri" w:hAnsi="Calibri"/>
                 <w:sz w:val="20"/>
               </w:rPr>
-              <w:t xml:space="default">$490,484</w:t>
-            </w:r>
-          </w:p>
-        </w:tc>
-        <w:tc>
-          <w:tcPr>
-            <w:tcBorders>
-              <w:top w:val="single" w:space="0" w:color="D3D3D3"/>
-              <w:bottom w:val="single" w:space="0" w:color="D3D3D3"/>
-              <w:start w:val="single" w:space="0" w:color="D3D3D3"/>
-              <w:end w:val="single" w:space="0" w:color="D3D3D3"/>
-            </w:tcBorders>
-          </w:tcPr>
-          <w:p>
-            <w:pPr>
-              <w:spacing w:before="0" w:after="60"/>
-              <w:keepNext/>
-              <w:jc w:val="end"/>
-            </w:pPr>
-            <w:r>
-              <w:rPr>
-                <w:rFonts w:ascii="Calibri" w:hAnsi="Calibri"/>
-                <w:sz w:val="20"/>
-              </w:rPr>
-              <w:t xml:space="default">$2,670,835</w:t>
-            </w:r>
-          </w:p>
-        </w:tc>
-        <w:tc>
-          <w:tcPr>
-            <w:tcBorders>
-              <w:top w:val="single" w:space="0" w:color="D3D3D3"/>
-              <w:bottom w:val="single" w:space="0" w:color="D3D3D3"/>
-              <w:start w:val="single" w:space="0" w:color="D3D3D3"/>
-              <w:end w:val="single" w:space="0" w:color="D3D3D3"/>
-            </w:tcBorders>
-          </w:tcPr>
-          <w:p>
-            <w:pPr>
-              <w:spacing w:before="0" w:after="60"/>
-              <w:keepNext/>
-              <w:jc w:val="end"/>
-            </w:pPr>
-            <w:r>
-              <w:rPr>
-                <w:rFonts w:ascii="Calibri" w:hAnsi="Calibri"/>
-                <w:sz w:val="20"/>
-              </w:rPr>
-              <w:t xml:space="default">$309,427</w:t>
-            </w:r>
-          </w:p>
-        </w:tc>
-        <w:tc>
-          <w:tcPr>
-            <w:tcBorders>
-              <w:top w:val="single" w:space="0" w:color="D3D3D3"/>
-              <w:bottom w:val="single" w:space="0" w:color="D3D3D3"/>
-              <w:start w:val="single" w:space="0" w:color="D3D3D3"/>
-              <w:end w:val="single" w:space="0" w:color="D3D3D3"/>
-            </w:tcBorders>
-          </w:tcPr>
-          <w:p>
-            <w:pPr>
-              <w:spacing w:before="0" w:after="60"/>
-              <w:keepNext/>
-              <w:jc w:val="end"/>
-            </w:pPr>
-            <w:r>
-              <w:rPr>
-                <w:rFonts w:ascii="Calibri" w:hAnsi="Calibri"/>
-                <w:sz w:val="20"/>
-              </w:rPr>
-              <w:t xml:space="default">$1,975,172</w:t>
+              <w:t xml:space="default">$479,763</w:t>
+            </w:r>
+          </w:p>
+        </w:tc>
+        <w:tc>
+          <w:tcPr>
+            <w:tcBorders>
+              <w:top w:val="single" w:space="0" w:color="D3D3D3"/>
+              <w:bottom w:val="single" w:space="0" w:color="D3D3D3"/>
+              <w:start w:val="single" w:space="0" w:color="D3D3D3"/>
+              <w:end w:val="single" w:space="0" w:color="D3D3D3"/>
+            </w:tcBorders>
+          </w:tcPr>
+          <w:p>
+            <w:pPr>
+              <w:spacing w:before="0" w:after="60"/>
+              <w:keepNext/>
+              <w:jc w:val="end"/>
+            </w:pPr>
+            <w:r>
+              <w:rPr>
+                <w:rFonts w:ascii="Calibri" w:hAnsi="Calibri"/>
+                <w:sz w:val="20"/>
+              </w:rPr>
+              <w:t xml:space="default">$2,674,252</w:t>
+            </w:r>
+          </w:p>
+        </w:tc>
+        <w:tc>
+          <w:tcPr>
+            <w:tcBorders>
+              <w:top w:val="single" w:space="0" w:color="D3D3D3"/>
+              <w:bottom w:val="single" w:space="0" w:color="D3D3D3"/>
+              <w:start w:val="single" w:space="0" w:color="D3D3D3"/>
+              <w:end w:val="single" w:space="0" w:color="D3D3D3"/>
+            </w:tcBorders>
+          </w:tcPr>
+          <w:p>
+            <w:pPr>
+              <w:spacing w:before="0" w:after="60"/>
+              <w:keepNext/>
+              <w:jc w:val="end"/>
+            </w:pPr>
+            <w:r>
+              <w:rPr>
+                <w:rFonts w:ascii="Calibri" w:hAnsi="Calibri"/>
+                <w:sz w:val="20"/>
+              </w:rPr>
+              <w:t xml:space="default">$297,287</w:t>
+            </w:r>
+          </w:p>
+        </w:tc>
+        <w:tc>
+          <w:tcPr>
+            <w:tcBorders>
+              <w:top w:val="single" w:space="0" w:color="D3D3D3"/>
+              <w:bottom w:val="single" w:space="0" w:color="D3D3D3"/>
+              <w:start w:val="single" w:space="0" w:color="D3D3D3"/>
+              <w:end w:val="single" w:space="0" w:color="D3D3D3"/>
+            </w:tcBorders>
+          </w:tcPr>
+          <w:p>
+            <w:pPr>
+              <w:spacing w:before="0" w:after="60"/>
+              <w:keepNext/>
+              <w:jc w:val="end"/>
+            </w:pPr>
+            <w:r>
+              <w:rPr>
+                <w:rFonts w:ascii="Calibri" w:hAnsi="Calibri"/>
+                <w:sz w:val="20"/>
+              </w:rPr>
+              <w:t xml:space="default">$1,978,698</w:t>
             </w:r>
           </w:p>
         </w:tc>
@@ -1330,127 +1330,127 @@
                 <w:rFonts w:ascii="Calibri" w:hAnsi="Calibri"/>
                 <w:sz w:val="20"/>
               </w:rPr>
-              <w:t xml:space="default">$470,564</w:t>
-            </w:r>
-          </w:p>
-        </w:tc>
-        <w:tc>
-          <w:tcPr>
-            <w:tcBorders>
-              <w:top w:val="single" w:space="0" w:color="D3D3D3"/>
-              <w:bottom w:val="single" w:space="0" w:color="D3D3D3"/>
-              <w:start w:val="single" w:space="0" w:color="D3D3D3"/>
-              <w:end w:val="single" w:space="0" w:color="D3D3D3"/>
-            </w:tcBorders>
-          </w:tcPr>
-          <w:p>
-            <w:pPr>
-              <w:spacing w:before="0" w:after="60"/>
-              <w:keepNext/>
-              <w:jc w:val="end"/>
-            </w:pPr>
-            <w:r>
-              <w:rPr>
-                <w:rFonts w:ascii="Calibri" w:hAnsi="Calibri"/>
-                <w:sz w:val="20"/>
-              </w:rPr>
-              <w:t xml:space="default">$1,358,923</w:t>
-            </w:r>
-          </w:p>
-        </w:tc>
-        <w:tc>
-          <w:tcPr>
-            <w:tcBorders>
-              <w:top w:val="single" w:space="0" w:color="D3D3D3"/>
-              <w:bottom w:val="single" w:space="0" w:color="D3D3D3"/>
-              <w:start w:val="single" w:space="0" w:color="D3D3D3"/>
-              <w:end w:val="single" w:space="0" w:color="D3D3D3"/>
-            </w:tcBorders>
-          </w:tcPr>
-          <w:p>
-            <w:pPr>
-              <w:spacing w:before="0" w:after="60"/>
-              <w:keepNext/>
-              <w:jc w:val="end"/>
-            </w:pPr>
-            <w:r>
-              <w:rPr>
-                <w:rFonts w:ascii="Calibri" w:hAnsi="Calibri"/>
-                <w:sz w:val="20"/>
-              </w:rPr>
-              <w:t xml:space="default">$330,755</w:t>
-            </w:r>
-          </w:p>
-        </w:tc>
-        <w:tc>
-          <w:tcPr>
-            <w:tcBorders>
-              <w:top w:val="single" w:space="0" w:color="D3D3D3"/>
-              <w:bottom w:val="single" w:space="0" w:color="D3D3D3"/>
-              <w:start w:val="single" w:space="0" w:color="D3D3D3"/>
-              <w:end w:val="single" w:space="0" w:color="D3D3D3"/>
-            </w:tcBorders>
-          </w:tcPr>
-          <w:p>
-            <w:pPr>
-              <w:spacing w:before="0" w:after="60"/>
-              <w:keepNext/>
-              <w:jc w:val="end"/>
-            </w:pPr>
-            <w:r>
-              <w:rPr>
-                <w:rFonts w:ascii="Calibri" w:hAnsi="Calibri"/>
-                <w:sz w:val="20"/>
-              </w:rPr>
-              <w:t xml:space="default">$1,089,763</w:t>
-            </w:r>
-          </w:p>
-        </w:tc>
-        <w:tc>
-          <w:tcPr>
-            <w:tcBorders>
-              <w:top w:val="single" w:space="0" w:color="D3D3D3"/>
-              <w:bottom w:val="single" w:space="0" w:color="D3D3D3"/>
-              <w:start w:val="single" w:space="0" w:color="D3D3D3"/>
-              <w:end w:val="single" w:space="0" w:color="D3D3D3"/>
-            </w:tcBorders>
-          </w:tcPr>
-          <w:p>
-            <w:pPr>
-              <w:spacing w:before="0" w:after="60"/>
-              <w:keepNext/>
-              <w:jc w:val="end"/>
-            </w:pPr>
-            <w:r>
-              <w:rPr>
-                <w:rFonts w:ascii="Calibri" w:hAnsi="Calibri"/>
-                <w:sz w:val="20"/>
-              </w:rPr>
-              <w:t xml:space="default">$113,276</w:t>
-            </w:r>
-          </w:p>
-        </w:tc>
-        <w:tc>
-          <w:tcPr>
-            <w:tcBorders>
-              <w:top w:val="single" w:space="0" w:color="D3D3D3"/>
-              <w:bottom w:val="single" w:space="0" w:color="D3D3D3"/>
-              <w:start w:val="single" w:space="0" w:color="D3D3D3"/>
-              <w:end w:val="single" w:space="0" w:color="D3D3D3"/>
-            </w:tcBorders>
-          </w:tcPr>
-          <w:p>
-            <w:pPr>
-              <w:spacing w:before="0" w:after="60"/>
-              <w:keepNext/>
-              <w:jc w:val="end"/>
-            </w:pPr>
-            <w:r>
-              <w:rPr>
-                <w:rFonts w:ascii="Calibri" w:hAnsi="Calibri"/>
-                <w:sz w:val="20"/>
-              </w:rPr>
-              <w:t xml:space="default">$62,780</w:t>
+              <w:t xml:space="default">$1,833,839</w:t>
+            </w:r>
+          </w:p>
+        </w:tc>
+        <w:tc>
+          <w:tcPr>
+            <w:tcBorders>
+              <w:top w:val="single" w:space="0" w:color="D3D3D3"/>
+              <w:bottom w:val="single" w:space="0" w:color="D3D3D3"/>
+              <w:start w:val="single" w:space="0" w:color="D3D3D3"/>
+              <w:end w:val="single" w:space="0" w:color="D3D3D3"/>
+            </w:tcBorders>
+          </w:tcPr>
+          <w:p>
+            <w:pPr>
+              <w:spacing w:before="0" w:after="60"/>
+              <w:keepNext/>
+              <w:jc w:val="end"/>
+            </w:pPr>
+            <w:r>
+              <w:rPr>
+                <w:rFonts w:ascii="Calibri" w:hAnsi="Calibri"/>
+                <w:sz w:val="20"/>
+              </w:rPr>
+              <w:t xml:space="default">$5,787,006</w:t>
+            </w:r>
+          </w:p>
+        </w:tc>
+        <w:tc>
+          <w:tcPr>
+            <w:tcBorders>
+              <w:top w:val="single" w:space="0" w:color="D3D3D3"/>
+              <w:bottom w:val="single" w:space="0" w:color="D3D3D3"/>
+              <w:start w:val="single" w:space="0" w:color="D3D3D3"/>
+              <w:end w:val="single" w:space="0" w:color="D3D3D3"/>
+            </w:tcBorders>
+          </w:tcPr>
+          <w:p>
+            <w:pPr>
+              <w:spacing w:before="0" w:after="60"/>
+              <w:keepNext/>
+              <w:jc w:val="end"/>
+            </w:pPr>
+            <w:r>
+              <w:rPr>
+                <w:rFonts w:ascii="Calibri" w:hAnsi="Calibri"/>
+                <w:sz w:val="20"/>
+              </w:rPr>
+              <w:t xml:space="default">$1,347,176</w:t>
+            </w:r>
+          </w:p>
+        </w:tc>
+        <w:tc>
+          <w:tcPr>
+            <w:tcBorders>
+              <w:top w:val="single" w:space="0" w:color="D3D3D3"/>
+              <w:bottom w:val="single" w:space="0" w:color="D3D3D3"/>
+              <w:start w:val="single" w:space="0" w:color="D3D3D3"/>
+              <w:end w:val="single" w:space="0" w:color="D3D3D3"/>
+            </w:tcBorders>
+          </w:tcPr>
+          <w:p>
+            <w:pPr>
+              <w:spacing w:before="0" w:after="60"/>
+              <w:keepNext/>
+              <w:jc w:val="end"/>
+            </w:pPr>
+            <w:r>
+              <w:rPr>
+                <w:rFonts w:ascii="Calibri" w:hAnsi="Calibri"/>
+                <w:sz w:val="20"/>
+              </w:rPr>
+              <w:t xml:space="default">$4,855,981</w:t>
+            </w:r>
+          </w:p>
+        </w:tc>
+        <w:tc>
+          <w:tcPr>
+            <w:tcBorders>
+              <w:top w:val="single" w:space="0" w:color="D3D3D3"/>
+              <w:bottom w:val="single" w:space="0" w:color="D3D3D3"/>
+              <w:start w:val="single" w:space="0" w:color="D3D3D3"/>
+              <w:end w:val="single" w:space="0" w:color="D3D3D3"/>
+            </w:tcBorders>
+          </w:tcPr>
+          <w:p>
+            <w:pPr>
+              <w:spacing w:before="0" w:after="60"/>
+              <w:keepNext/>
+              <w:jc w:val="end"/>
+            </w:pPr>
+            <w:r>
+              <w:rPr>
+                <w:rFonts w:ascii="Calibri" w:hAnsi="Calibri"/>
+                <w:sz w:val="20"/>
+              </w:rPr>
+              <w:t xml:space="default">$383,218</w:t>
+            </w:r>
+          </w:p>
+        </w:tc>
+        <w:tc>
+          <w:tcPr>
+            <w:tcBorders>
+              <w:top w:val="single" w:space="0" w:color="D3D3D3"/>
+              <w:bottom w:val="single" w:space="0" w:color="D3D3D3"/>
+              <w:start w:val="single" w:space="0" w:color="D3D3D3"/>
+              <w:end w:val="single" w:space="0" w:color="D3D3D3"/>
+            </w:tcBorders>
+          </w:tcPr>
+          <w:p>
+            <w:pPr>
+              <w:spacing w:before="0" w:after="60"/>
+              <w:keepNext/>
+              <w:jc w:val="end"/>
+            </w:pPr>
+            <w:r>
+              <w:rPr>
+                <w:rFonts w:ascii="Calibri" w:hAnsi="Calibri"/>
+                <w:sz w:val="20"/>
+              </w:rPr>
+              <w:t xml:space="default">$220,222</w:t>
             </w:r>
           </w:p>
         </w:tc>
